--- a/apps/api/templates/kol-holem-acoustic-SAMPLE-OUTPUT.docx
+++ b/apps/api/templates/kol-holem-acoustic-SAMPLE-OUTPUT.docx
@@ -6304,306 +6304,6 @@
     <w:p>
       <w:pPr>
         <w:pStyle w:val="Normal"/>
-        <w:ind w:end="0"/>
-        <w:jc w:val="center"/>
-        <w:rPr/>
-      </w:pPr>
-      <w:r>
-        <w:rPr>
-          <w:rFonts w:hint="cs" w:cs="David"/>
-          <w:sz w:val="28"/>
-          <w:szCs w:val="28"/>
-          <w:rtl w:val="true"/>
-        </w:rPr>
-        <w:t>הנני מאשר את ההצעה על כל סעיפיה</w:t>
-      </w:r>
-      <w:r>
-        <w:rPr>
-          <w:rFonts w:cs="David" w:hint="cs"/>
-          <w:sz w:val="28"/>
-          <w:szCs w:val="28"/>
-          <w:rtl w:val="true"/>
-        </w:rPr>
-        <w:t>.</w:t>
-      </w:r>
-    </w:p>
-    <w:p>
-      <w:pPr>
-        <w:pStyle w:val="Normal"/>
-        <w:ind w:end="0"/>
-        <w:jc w:val="both"/>
-        <w:rPr>
-          <w:rFonts w:cs="David" w:hint="cs"/>
-          <w:b/>
-          <w:bCs/>
-          <w:sz w:val="28"/>
-          <w:szCs w:val="28"/>
-          <w:u w:val="single"/>
-        </w:rPr>
-      </w:pPr>
-      <w:r>
-        <w:rPr>
-          <w:rFonts w:cs="David" w:hint="cs"/>
-          <w:b/>
-          <w:bCs/>
-          <w:sz w:val="28"/>
-          <w:szCs w:val="28"/>
-          <w:u w:val="single"/>
-          <w:rtl w:val="true"/>
-        </w:rPr>
-      </w:r>
-    </w:p>
-    <w:tbl>
-      <w:tblPr>
-        <w:bidiVisual w:val="true"/>
-        <w:tblW w:w="10322" w:type="dxa"/>
-        <w:jc w:val="start"/>
-        <w:tblInd w:w="0" w:type="dxa"/>
-        <w:tblLayout w:type="fixed"/>
-        <w:tblCellMar>
-          <w:top w:w="0" w:type="dxa"/>
-          <w:start w:w="108" w:type="dxa"/>
-          <w:bottom w:w="0" w:type="dxa"/>
-          <w:end w:w="108" w:type="dxa"/>
-        </w:tblCellMar>
-      </w:tblPr>
-      <w:tblGrid>
-        <w:gridCol w:w="3441"/>
-        <w:gridCol w:w="3441"/>
-        <w:gridCol w:w="3440"/>
-      </w:tblGrid>
-      <w:tr>
-        <w:trPr/>
-        <w:tc>
-          <w:tcPr>
-            <w:tcW w:w="3441" w:type="dxa"/>
-            <w:tcBorders>
-              <w:top w:val="single" w:sz="4" w:space="0" w:color="000000"/>
-              <w:start w:val="single" w:sz="4" w:space="0" w:color="000000"/>
-              <w:bottom w:val="single" w:sz="4" w:space="0" w:color="000000"/>
-              <w:end w:val="single" w:sz="4" w:space="0" w:color="000000"/>
-            </w:tcBorders>
-            <w:vAlign w:val="center"/>
-          </w:tcPr>
-          <w:p>
-            <w:pPr>
-              <w:pStyle w:val="Normal"/>
-              <w:ind w:end="0"/>
-              <w:jc w:val="center"/>
-              <w:rPr>
-                <w:rFonts w:cs="David" w:hint="cs"/>
-                <w:b/>
-                <w:bCs/>
-                <w:sz w:val="40"/>
-                <w:szCs w:val="40"/>
-              </w:rPr>
-            </w:pPr>
-            <w:r>
-              <w:rPr>
-                <w:rFonts w:hint="cs" w:cs="David"/>
-                <w:b/>
-                <w:b/>
-                <w:bCs/>
-                <w:sz w:val="40"/>
-                <w:szCs w:val="40"/>
-                <w:rtl w:val="true"/>
-              </w:rPr>
-              <w:t>שם מלא של מאשר ההצעה</w:t>
-            </w:r>
-          </w:p>
-        </w:tc>
-        <w:tc>
-          <w:tcPr>
-            <w:tcW w:w="3441" w:type="dxa"/>
-            <w:tcBorders>
-              <w:top w:val="single" w:sz="4" w:space="0" w:color="000000"/>
-              <w:start w:val="single" w:sz="4" w:space="0" w:color="000000"/>
-              <w:bottom w:val="single" w:sz="4" w:space="0" w:color="000000"/>
-              <w:end w:val="single" w:sz="4" w:space="0" w:color="000000"/>
-            </w:tcBorders>
-            <w:vAlign w:val="center"/>
-          </w:tcPr>
-          <w:p>
-            <w:pPr>
-              <w:pStyle w:val="Normal"/>
-              <w:ind w:end="0"/>
-              <w:jc w:val="center"/>
-              <w:rPr>
-                <w:rFonts w:cs="David" w:hint="cs"/>
-                <w:b/>
-                <w:bCs/>
-                <w:sz w:val="40"/>
-                <w:szCs w:val="40"/>
-              </w:rPr>
-            </w:pPr>
-            <w:r>
-              <w:rPr>
-                <w:rFonts w:hint="cs" w:cs="David"/>
-                <w:b/>
-                <w:b/>
-                <w:bCs/>
-                <w:sz w:val="40"/>
-                <w:szCs w:val="40"/>
-                <w:rtl w:val="true"/>
-              </w:rPr>
-              <w:t>חתימה</w:t>
-            </w:r>
-          </w:p>
-        </w:tc>
-        <w:tc>
-          <w:tcPr>
-            <w:tcW w:w="3440" w:type="dxa"/>
-            <w:tcBorders>
-              <w:top w:val="single" w:sz="4" w:space="0" w:color="000000"/>
-              <w:start w:val="single" w:sz="4" w:space="0" w:color="000000"/>
-              <w:bottom w:val="single" w:sz="4" w:space="0" w:color="000000"/>
-              <w:end w:val="single" w:sz="4" w:space="0" w:color="000000"/>
-            </w:tcBorders>
-            <w:vAlign w:val="center"/>
-          </w:tcPr>
-          <w:p>
-            <w:pPr>
-              <w:pStyle w:val="Normal"/>
-              <w:ind w:end="0"/>
-              <w:jc w:val="center"/>
-              <w:rPr>
-                <w:rFonts w:cs="David" w:hint="cs"/>
-                <w:b/>
-                <w:bCs/>
-                <w:sz w:val="40"/>
-                <w:szCs w:val="40"/>
-              </w:rPr>
-            </w:pPr>
-            <w:r>
-              <w:rPr>
-                <w:rFonts w:hint="cs" w:cs="David"/>
-                <w:b/>
-                <w:b/>
-                <w:bCs/>
-                <w:sz w:val="40"/>
-                <w:szCs w:val="40"/>
-                <w:rtl w:val="true"/>
-              </w:rPr>
-              <w:t>חותמת</w:t>
-            </w:r>
-          </w:p>
-        </w:tc>
-      </w:tr>
-      <w:tr>
-        <w:trPr>
-          <w:trHeight w:val="907" w:hRule="atLeast"/>
-        </w:trPr>
-        <w:tc>
-          <w:tcPr>
-            <w:tcW w:w="3441" w:type="dxa"/>
-            <w:tcBorders>
-              <w:top w:val="single" w:sz="4" w:space="0" w:color="000000"/>
-              <w:start w:val="single" w:sz="4" w:space="0" w:color="000000"/>
-              <w:bottom w:val="single" w:sz="4" w:space="0" w:color="000000"/>
-              <w:end w:val="single" w:sz="4" w:space="0" w:color="000000"/>
-            </w:tcBorders>
-          </w:tcPr>
-          <w:p>
-            <w:pPr>
-              <w:pStyle w:val="Normal"/>
-              <w:snapToGrid w:val="false"/>
-              <w:ind w:end="0"/>
-              <w:jc w:val="both"/>
-              <w:rPr>
-                <w:rFonts w:cs="David" w:hint="cs"/>
-                <w:b/>
-                <w:bCs/>
-                <w:sz w:val="40"/>
-                <w:szCs w:val="40"/>
-                <w:u w:val="single"/>
-              </w:rPr>
-            </w:pPr>
-            <w:r>
-              <w:rPr>
-                <w:rFonts w:cs="David" w:hint="cs"/>
-                <w:b/>
-                <w:bCs/>
-                <w:sz w:val="40"/>
-                <w:szCs w:val="40"/>
-                <w:u w:val="single"/>
-                <w:rtl w:val="true"/>
-              </w:rPr>
-            </w:r>
-          </w:p>
-        </w:tc>
-        <w:tc>
-          <w:tcPr>
-            <w:tcW w:w="3441" w:type="dxa"/>
-            <w:tcBorders>
-              <w:top w:val="single" w:sz="4" w:space="0" w:color="000000"/>
-              <w:start w:val="single" w:sz="4" w:space="0" w:color="000000"/>
-              <w:bottom w:val="single" w:sz="4" w:space="0" w:color="000000"/>
-              <w:end w:val="single" w:sz="4" w:space="0" w:color="000000"/>
-            </w:tcBorders>
-          </w:tcPr>
-          <w:p>
-            <w:pPr>
-              <w:pStyle w:val="Normal"/>
-              <w:snapToGrid w:val="false"/>
-              <w:ind w:end="0"/>
-              <w:jc w:val="both"/>
-              <w:rPr>
-                <w:rFonts w:cs="David" w:hint="cs"/>
-                <w:b/>
-                <w:bCs/>
-                <w:u w:val="single"/>
-              </w:rPr>
-            </w:pPr>
-            <w:r>
-              <w:rPr>
-                <w:rFonts w:cs="David" w:hint="cs"/>
-                <w:b/>
-                <w:bCs/>
-                <w:u w:val="single"/>
-                <w:rtl w:val="true"/>
-              </w:rPr>
-            </w:r>
-          </w:p>
-        </w:tc>
-        <w:tc>
-          <w:tcPr>
-            <w:tcW w:w="3440" w:type="dxa"/>
-            <w:tcBorders>
-              <w:top w:val="single" w:sz="4" w:space="0" w:color="000000"/>
-              <w:start w:val="single" w:sz="4" w:space="0" w:color="000000"/>
-              <w:bottom w:val="single" w:sz="4" w:space="0" w:color="000000"/>
-              <w:end w:val="single" w:sz="4" w:space="0" w:color="000000"/>
-            </w:tcBorders>
-          </w:tcPr>
-          <w:p>
-            <w:pPr>
-              <w:pStyle w:val="Normal"/>
-              <w:snapToGrid w:val="false"/>
-              <w:ind w:end="0"/>
-              <w:jc w:val="both"/>
-              <w:rPr>
-                <w:rFonts w:cs="David" w:hint="cs"/>
-                <w:b/>
-                <w:bCs/>
-                <w:u w:val="single"/>
-              </w:rPr>
-            </w:pPr>
-            <w:r>
-              <w:rPr>
-                <w:rFonts w:cs="David" w:hint="cs"/>
-                <w:b/>
-                <w:bCs/>
-                <w:u w:val="single"/>
-                <w:rtl w:val="true"/>
-              </w:rPr>
-            </w:r>
-          </w:p>
-        </w:tc>
-      </w:tr>
-    </w:tbl>
-    <w:p>
-      <w:pPr>
-        <w:pStyle w:val="Normal"/>
         <w:ind w:start="720" w:end="0"/>
         <w:jc w:val="both"/>
         <w:rPr>
@@ -9619,6 +9319,19 @@
       </w:r>
       <w:bookmarkStart w:id="30" w:name="_PictureBullets"/>
       <w:bookmarkEnd w:id="30"/>
+    </w:p>
+    <w:p>
+      <w:pPr>
+        <w:jc w:val="center"/>
+      </w:pPr>
+      <w:r>
+        <w:rPr>
+          <w:color w:val="FFFFFF"/>
+          <w:sz w:val="10"/>
+          <w:szCs w:val="10"/>
+        </w:rPr>
+        <w:t xml:space="preserve">SIGNATUREHERE</w:t>
+      </w:r>
     </w:p>
     <w:sectPr>
       <w:headerReference w:type="default" r:id="rId12"/>

--- a/apps/api/templates/kol-holem-acoustic-SAMPLE-OUTPUT.docx
+++ b/apps/api/templates/kol-holem-acoustic-SAMPLE-OUTPUT.docx
@@ -6208,89 +6208,6 @@
       </w:pPr>
       <w:r>
         <w:rPr>
-          <w:rFonts w:hint="cs" w:cs="David"/>
-          <w:b/>
-          <w:b/>
-          <w:bCs/>
-          <w:sz w:val="28"/>
-          <w:szCs w:val="28"/>
-          <w:u w:val="single"/>
-          <w:rtl w:val="true"/>
-        </w:rPr>
-        <w:t>אישור ההצעה</w:t>
-      </w:r>
-      <w:r>
-        <w:rPr>
-          <w:rFonts w:cs="David" w:hint="cs"/>
-          <w:b/>
-          <w:bCs/>
-          <w:sz w:val="28"/>
-          <w:szCs w:val="28"/>
-          <w:rtl w:val="true"/>
-        </w:rPr>
-        <w:t xml:space="preserve">: </w:t>
-      </w:r>
-      <w:r>
-        <w:rPr>
-          <w:rFonts w:hint="cs" w:cs="David"/>
-          <w:sz w:val="28"/>
-          <w:szCs w:val="28"/>
-          <w:rtl w:val="true"/>
-        </w:rPr>
-        <w:t xml:space="preserve">נא לשלוח את ההצעה חתומה לפקס </w:t>
-      </w:r>
-      <w:r>
-        <w:rPr>
-          <w:rFonts w:cs="David" w:hint="cs"/>
-          <w:sz w:val="28"/>
-          <w:szCs w:val="28"/>
-        </w:rPr>
-        <w:t>09-7724446</w:t>
-      </w:r>
-      <w:r>
-        <w:rPr>
-          <w:rFonts w:cs="David" w:hint="cs"/>
-          <w:sz w:val="28"/>
-          <w:szCs w:val="28"/>
-          <w:rtl w:val="true"/>
-        </w:rPr>
-        <w:t xml:space="preserve"> </w:t>
-      </w:r>
-      <w:r>
-        <w:rPr>
-          <w:rFonts w:hint="cs" w:cs="David"/>
-          <w:sz w:val="28"/>
-          <w:szCs w:val="28"/>
-          <w:rtl w:val="true"/>
-        </w:rPr>
-        <w:t>ואנו נחזור לתאם הגעה בהקדם</w:t>
-      </w:r>
-      <w:r>
-        <w:rPr>
-          <w:rFonts w:cs="David" w:hint="cs"/>
-          <w:sz w:val="28"/>
-          <w:szCs w:val="28"/>
-          <w:rtl w:val="true"/>
-        </w:rPr>
-        <w:t xml:space="preserve">. </w:t>
-      </w:r>
-    </w:p>
-    <w:p>
-      <w:pPr>
-        <w:pStyle w:val="Normal"/>
-        <w:ind w:end="0"/>
-        <w:jc w:val="start"/>
-        <w:rPr>
-          <w:rFonts w:cs="David" w:hint="cs"/>
-          <w:b/>
-          <w:bCs/>
-          <w:sz w:val="28"/>
-          <w:szCs w:val="28"/>
-          <w:u w:val="single"/>
-        </w:rPr>
-      </w:pPr>
-      <w:r>
-        <w:rPr>
           <w:rFonts w:cs="David" w:hint="cs"/>
           <w:b/>
           <w:bCs/>
@@ -6321,83 +6238,6 @@
           <w:u w:val="single"/>
           <w:rtl w:val="true"/>
         </w:rPr>
-      </w:r>
-    </w:p>
-    <w:p>
-      <w:pPr>
-        <w:pStyle w:val="Normal"/>
-        <w:ind w:start="720" w:end="0"/>
-        <w:jc w:val="both"/>
-        <w:rPr>
-          <w:rFonts w:ascii="Arial" w:hAnsi="Arial" w:cs="Arial"/>
-          <w:sz w:val="28"/>
-          <w:szCs w:val="28"/>
-        </w:rPr>
-      </w:pPr>
-      <w:r>
-        <w:rPr>
-          <w:rFonts w:hint="cs" w:cs="David"/>
-          <w:sz w:val="28"/>
-          <w:szCs w:val="28"/>
-          <w:rtl w:val="true"/>
-        </w:rPr>
-        <w:t>לתיאום הגעה</w:t>
-      </w:r>
-      <w:r>
-        <w:rPr>
-          <w:rFonts w:cs="David" w:hint="cs"/>
-          <w:sz w:val="28"/>
-          <w:szCs w:val="28"/>
-          <w:rtl w:val="true"/>
-        </w:rPr>
-        <w:t xml:space="preserve">, </w:t>
-      </w:r>
-      <w:r>
-        <w:rPr>
-          <w:rFonts w:hint="cs" w:cs="David"/>
-          <w:sz w:val="28"/>
-          <w:szCs w:val="28"/>
-          <w:rtl w:val="true"/>
-        </w:rPr>
-        <w:t xml:space="preserve">נא לחתום ולשלוח לפקס </w:t>
-      </w:r>
-      <w:r>
-        <w:rPr>
-          <w:rFonts w:cs="David" w:hint="cs"/>
-          <w:sz w:val="28"/>
-          <w:szCs w:val="28"/>
-        </w:rPr>
-        <w:t>09-7724446</w:t>
-      </w:r>
-      <w:r>
-        <w:rPr>
-          <w:rFonts w:cs="David" w:hint="cs"/>
-          <w:sz w:val="28"/>
-          <w:szCs w:val="28"/>
-          <w:rtl w:val="true"/>
-        </w:rPr>
-        <w:t xml:space="preserve">. </w:t>
-      </w:r>
-      <w:r>
-        <w:rPr>
-          <w:rFonts w:hint="cs" w:cs="David"/>
-          <w:sz w:val="28"/>
-          <w:szCs w:val="28"/>
-          <w:rtl w:val="true"/>
-        </w:rPr>
-        <w:t>תודה</w:t>
-      </w:r>
-      <w:r>
-        <w:rPr>
-          <w:rFonts w:cs="David" w:hint="cs"/>
-          <w:sz w:val="28"/>
-          <w:szCs w:val="28"/>
-          <w:rtl w:val="true"/>
-        </w:rPr>
-        <w:t>.</w:t>
-      </w:r>
-      <w:r>
-        <w:br w:type="page"/>
       </w:r>
     </w:p>
     <w:p>
